--- a/docs/Инструкция пользователя.docx
+++ b/docs/Инструкция пользователя.docx
@@ -782,7 +782,7 @@
             <w:color w:val="0563C1"/>
             <w:u w:val="single"/>
           </w:rPr>
-          <w:t>https://github.com/onal227/Zhuravlev-variant9</w:t>
+          <w:t>Репозиторий GitHub</w:t>
         </w:r>
       </w:hyperlink>
     </w:p>
@@ -793,7 +793,7 @@
         <w:jc w:val="both"/>
       </w:pPr>
       <w:r>
-        <w:t>Перед защитой проверьте, что репозиторий имеет нужную видимость. Если в проекте есть ФИО, безопаснее сделать репозиторий Private и не отправлять ссылку посторонним.</w:t>
+        <w:t>Перед передачей проекта проверьте видимость репозитория. Если в нем указаны ФИО, используйте режим Private или передавайте ссылку только преподавателю.</w:t>
       </w:r>
     </w:p>
     <w:p>

--- a/docs/Инструкция пользователя.docx
+++ b/docs/Инструкция пользователя.docx
@@ -510,7 +510,7 @@
         <w:jc w:val="both"/>
       </w:pPr>
       <w:r>
-        <w:t>Откройте https://wokwi.com/projects/478434512485624833.</w:t>
+        <w:t>Откройте https://wokwi.com/projects/479052795969392641.</w:t>
       </w:r>
     </w:p>
     <w:p>
